--- a/backend/fixtures/attachments/external-document.docx
+++ b/backend/fixtures/attachments/external-document.docx
@@ -32,7 +32,7 @@
                     <pic:cNvPicPr/>
                   </pic:nvPicPr>
                   <pic:blipFill>
-                    <a:blip r:embed="rId9"/>
+                    <a:blip r:link="rIdExternal"/>
                     <a:stretch>
                       <a:fillRect/>
                     </a:stretch>
